--- a/Formatos/1DE-FR-0051 FORMULACIÓN DE PROYECTOS (REVISADO).docx
+++ b/Formatos/1DE-FR-0051 FORMULACIÓN DE PROYECTOS (REVISADO).docx
@@ -110,7 +110,7 @@
                 <w:sz w:val="20"/>
                 <w:szCs w:val="20"/>
               </w:rPr>
-              <w:t>2</w:t>
+              <w:t>18</w:t>
             </w:r>
             <w:r>
               <w:rPr>
@@ -120,7 +120,7 @@
                 <w:sz w:val="20"/>
                 <w:szCs w:val="20"/>
               </w:rPr>
-              <w:t>6</w:t>
+              <w:t>/0</w:t>
             </w:r>
             <w:r>
               <w:rPr>
@@ -130,7 +130,17 @@
                 <w:sz w:val="20"/>
                 <w:szCs w:val="20"/>
               </w:rPr>
-              <w:t>/03/2026</w:t>
+              <w:t>6</w:t>
+            </w:r>
+            <w:r>
+              <w:rPr>
+                <w:rFonts w:ascii="Arial" w:hAnsi="Arial" w:cs="Arial"/>
+                <w:b/>
+                <w:bCs/>
+                <w:sz w:val="20"/>
+                <w:szCs w:val="20"/>
+              </w:rPr>
+              <w:t>/2026</w:t>
             </w:r>
           </w:p>
         </w:tc>
@@ -288,7 +298,17 @@
                 <w:sz w:val="20"/>
                 <w:szCs w:val="20"/>
               </w:rPr>
-              <w:t>FORTALECIMIENTO TECNOLÓGICO DE LA POLICÍA NACIONAL PARA LA IMPLEMENTACIÓN DE LA DIFUSIÓN DE LA ALERTA ROSA MEDIANTE MECANISMOS CBE.</w:t>
+              <w:t>MODERNIZACIÓN DEL SISTEMA DE INFORMACIÓN PARA LA ATENCIÓN DE EMERGENCIAS E IMPLEMENTACIÓN DE INFRAESTRUCTURA TECNOLÓGICA DE ALTA DISPONIBILIDAD</w:t>
+            </w:r>
+            <w:r>
+              <w:rPr>
+                <w:rFonts w:ascii="Arial" w:hAnsi="Arial" w:cs="Arial"/>
+                <w:b/>
+                <w:bCs/>
+                <w:sz w:val="20"/>
+                <w:szCs w:val="20"/>
+              </w:rPr>
+              <w:t>.</w:t>
             </w:r>
           </w:p>
         </w:tc>
@@ -3468,6 +3488,7 @@
                 <w:sz w:val="22"/>
                 <w:szCs w:val="22"/>
               </w:rPr>
+              <w:lastRenderedPageBreak/>
               <w:t>DURACIÓN DEL PROYECTO</w:t>
             </w:r>
           </w:p>
@@ -3547,7 +3568,6 @@
                 <w:sz w:val="22"/>
                 <w:szCs w:val="22"/>
               </w:rPr>
-              <w:lastRenderedPageBreak/>
               <w:t xml:space="preserve">ANÁLISIS DEL PROBLEMA </w:t>
             </w:r>
             <w:r>
@@ -3591,6 +3611,11 @@
           </w:p>
           <w:p>
             <w:pPr>
+              <w:pStyle w:val="Prrafodelista"/>
+              <w:numPr>
+                <w:ilvl w:val="1"/>
+                <w:numId w:val="2"/>
+              </w:numPr>
               <w:tabs>
                 <w:tab w:val="left" w:pos="5685"/>
               </w:tabs>
@@ -3610,7 +3635,7 @@
                 <w:sz w:val="22"/>
                 <w:szCs w:val="22"/>
               </w:rPr>
-              <w:t xml:space="preserve">1.1 </w:t>
+              <w:t>Problema central</w:t>
             </w:r>
             <w:r>
               <w:rPr>
@@ -3620,7 +3645,7 @@
                 <w:sz w:val="22"/>
                 <w:szCs w:val="22"/>
               </w:rPr>
-              <w:t>Problema central</w:t>
+              <w:t>:</w:t>
             </w:r>
             <w:r>
               <w:rPr>
@@ -3630,9 +3655,14 @@
                 <w:sz w:val="22"/>
                 <w:szCs w:val="22"/>
               </w:rPr>
-              <w:t>:</w:t>
-            </w:r>
-            <w:r>
+              <w:t xml:space="preserve">  </w:t>
+            </w:r>
+          </w:p>
+          <w:p>
+            <w:pPr>
+              <w:tabs>
+                <w:tab w:val="left" w:pos="5685"/>
+              </w:tabs>
               <w:rPr>
                 <w:rFonts w:ascii="Arial" w:eastAsiaTheme="minorEastAsia" w:hAnsi="Arial" w:cs="Arial"/>
                 <w:b/>
@@ -3640,61 +3670,56 @@
                 <w:sz w:val="22"/>
                 <w:szCs w:val="22"/>
               </w:rPr>
-              <w:t xml:space="preserve">  </w:t>
-            </w:r>
+            </w:pPr>
           </w:p>
           <w:p>
             <w:pPr>
               <w:tabs>
                 <w:tab w:val="left" w:pos="5685"/>
               </w:tabs>
+              <w:jc w:val="both"/>
+              <w:rPr>
+                <w:rFonts w:ascii="Arial" w:hAnsi="Arial" w:cs="Arial"/>
+                <w:sz w:val="22"/>
+                <w:szCs w:val="22"/>
+                <w:lang w:val="es-CO" w:eastAsia="es-CO"/>
+              </w:rPr>
+            </w:pPr>
+            <w:r>
               <w:rPr>
                 <w:rFonts w:ascii="Arial" w:hAnsi="Arial" w:cs="Arial"/>
                 <w:sz w:val="22"/>
                 <w:szCs w:val="22"/>
                 <w:lang w:val="es-CO"/>
               </w:rPr>
-            </w:pPr>
-          </w:p>
-          <w:p>
-            <w:pPr>
-              <w:tabs>
-                <w:tab w:val="left" w:pos="5685"/>
-              </w:tabs>
-              <w:jc w:val="both"/>
+              <w:t xml:space="preserve">Limitaciones </w:t>
+            </w:r>
+            <w:r>
+              <w:rPr>
+                <w:rFonts w:ascii="Arial" w:hAnsi="Arial" w:cs="Arial"/>
+                <w:sz w:val="22"/>
+                <w:szCs w:val="22"/>
+                <w:lang w:val="es-CO"/>
+              </w:rPr>
+              <w:t xml:space="preserve">para activar y difundir de manera automatizada, masiva y georreferenciada </w:t>
+            </w:r>
+            <w:r>
+              <w:rPr>
+                <w:rFonts w:ascii="Arial" w:hAnsi="Arial" w:cs="Arial"/>
+                <w:sz w:val="22"/>
+                <w:szCs w:val="22"/>
+                <w:lang w:val="es-CO"/>
+              </w:rPr>
+              <w:t>l</w:t>
+            </w:r>
+            <w:r>
               <w:rPr>
                 <w:rFonts w:ascii="Arial" w:hAnsi="Arial" w:cs="Arial"/>
                 <w:sz w:val="22"/>
                 <w:szCs w:val="22"/>
                 <w:lang w:val="es-CO" w:eastAsia="es-CO"/>
               </w:rPr>
-            </w:pPr>
-            <w:r>
-              <w:rPr>
-                <w:rFonts w:ascii="Arial" w:hAnsi="Arial" w:cs="Arial"/>
-                <w:sz w:val="22"/>
-                <w:szCs w:val="22"/>
-                <w:lang w:val="es-CO"/>
-              </w:rPr>
-              <w:t xml:space="preserve">Limitaciones </w:t>
-            </w:r>
-            <w:r>
-              <w:rPr>
-                <w:rFonts w:ascii="Arial" w:hAnsi="Arial" w:cs="Arial"/>
-                <w:sz w:val="22"/>
-                <w:szCs w:val="22"/>
-                <w:lang w:val="es-CO"/>
-              </w:rPr>
-              <w:t xml:space="preserve">para activar y difundir de manera automatizada, masiva y georreferenciada </w:t>
-            </w:r>
-            <w:r>
-              <w:rPr>
-                <w:rFonts w:ascii="Arial" w:hAnsi="Arial" w:cs="Arial"/>
-                <w:sz w:val="22"/>
-                <w:szCs w:val="22"/>
-                <w:lang w:val="es-CO"/>
-              </w:rPr>
-              <w:t>l</w:t>
+              <w:t>a desaparición de</w:t>
             </w:r>
             <w:r>
               <w:rPr>
@@ -3703,31 +3728,8 @@
                 <w:szCs w:val="22"/>
                 <w:lang w:val="es-CO" w:eastAsia="es-CO"/>
               </w:rPr>
-              <w:t>a desaparición de</w:t>
-            </w:r>
-            <w:r>
-              <w:rPr>
-                <w:rFonts w:ascii="Arial" w:hAnsi="Arial" w:cs="Arial"/>
-                <w:sz w:val="22"/>
-                <w:szCs w:val="22"/>
-                <w:lang w:val="es-CO" w:eastAsia="es-CO"/>
-              </w:rPr>
               <w:t xml:space="preserve"> niños, niñas, adolescentes, jóvenes y mujeres. </w:t>
             </w:r>
-          </w:p>
-          <w:p>
-            <w:pPr>
-              <w:tabs>
-                <w:tab w:val="left" w:pos="5685"/>
-              </w:tabs>
-              <w:jc w:val="both"/>
-              <w:rPr>
-                <w:rFonts w:ascii="Arial" w:hAnsi="Arial" w:cs="Arial"/>
-                <w:sz w:val="22"/>
-                <w:szCs w:val="22"/>
-                <w:lang w:val="es-CO" w:eastAsia="es-CO"/>
-              </w:rPr>
-            </w:pPr>
           </w:p>
           <w:p>
             <w:pPr>
@@ -4942,6 +4944,7 @@
                       <w:sz w:val="20"/>
                       <w:szCs w:val="20"/>
                     </w:rPr>
+                    <w:lastRenderedPageBreak/>
                     <w:t>Riesgo de incumplimiento del marco normativo establecido en la Ley 2326 de 2023 y el Decreto 1428 de 2024.</w:t>
                   </w:r>
                 </w:p>
@@ -5357,19 +5360,18 @@
                 <w:szCs w:val="22"/>
                 <w:lang w:val="es-CO"/>
               </w:rPr>
-              <w:t>En América Latina, Chile constituye un referente regional con su Sistema de Alerta de Emergencias (SAE), sustentado en normativa sectorial de telecomunicaciones que obliga a los operadores móviles a transmitir gratuitamente mensajes de alerta mediante tecnología Cell Broadcast, consolidando un modelo regulado y estandarizado para la protección de la población frente a situaciones de riesgo.</w:t>
-            </w:r>
-          </w:p>
-          <w:p>
-            <w:pPr>
-              <w:jc w:val="both"/>
+              <w:t xml:space="preserve">En América Latina, Chile constituye un referente regional con su Sistema de Alerta de Emergencias (SAE), sustentado en normativa sectorial de telecomunicaciones que obliga a los operadores móviles a transmitir gratuitamente mensajes de alerta mediante tecnología Cell </w:t>
+            </w:r>
+            <w:r>
               <w:rPr>
                 <w:rFonts w:ascii="Arial" w:hAnsi="Arial" w:cs="Arial"/>
                 <w:sz w:val="22"/>
                 <w:szCs w:val="22"/>
                 <w:lang w:val="es-CO"/>
               </w:rPr>
-            </w:pPr>
+              <w:lastRenderedPageBreak/>
+              <w:t>Broadcast, consolidando un modelo regulado y estandarizado para la protección de la población frente a situaciones de riesgo.</w:t>
+            </w:r>
           </w:p>
           <w:p>
             <w:pPr>
@@ -5381,15 +5383,17 @@
                 <w:lang w:val="es-CO"/>
               </w:rPr>
             </w:pPr>
-            <w:r>
+          </w:p>
+          <w:p>
+            <w:pPr>
+              <w:jc w:val="both"/>
               <w:rPr>
                 <w:rFonts w:ascii="Arial" w:hAnsi="Arial" w:cs="Arial"/>
                 <w:sz w:val="22"/>
                 <w:szCs w:val="22"/>
                 <w:lang w:val="es-CO"/>
               </w:rPr>
-              <w:t xml:space="preserve">Estos referentes internacionales evidencian una tendencia global hacia la adopción de sistemas de alerta temprana obligatorios, interoperables y basados en Cell Broadcast o radiodifusión, como </w:t>
-            </w:r>
+            </w:pPr>
             <w:r>
               <w:rPr>
                 <w:rFonts w:ascii="Arial" w:hAnsi="Arial" w:cs="Arial"/>
@@ -5397,20 +5401,224 @@
                 <w:szCs w:val="22"/>
                 <w:lang w:val="es-CO"/>
               </w:rPr>
+              <w:t>Estos referentes internacionales evidencian una tendencia global hacia la adopción de sistemas de alerta temprana obligatorios, interoperables y basados en Cell Broadcast o radiodifusión, como instrumentos esenciales de política pública para la protección de personas en riesgo, en coherencia con el enfoque adoptado por Colombia a través de la Alerta Rosa.</w:t>
+            </w:r>
+          </w:p>
+          <w:p>
+            <w:pPr>
+              <w:jc w:val="both"/>
+              <w:rPr>
+                <w:rFonts w:ascii="Arial" w:hAnsi="Arial" w:cs="Arial"/>
+                <w:sz w:val="22"/>
+                <w:szCs w:val="22"/>
+                <w:lang w:val="es-CO"/>
+              </w:rPr>
+            </w:pPr>
+          </w:p>
+          <w:p>
+            <w:pPr>
+              <w:jc w:val="both"/>
+              <w:rPr>
+                <w:rFonts w:ascii="Arial" w:hAnsi="Arial" w:cs="Arial"/>
+                <w:sz w:val="22"/>
+                <w:szCs w:val="22"/>
+                <w:lang w:val="es-CO"/>
+              </w:rPr>
+            </w:pPr>
+            <w:r>
+              <w:rPr>
+                <w:rFonts w:ascii="Arial" w:hAnsi="Arial" w:cs="Arial"/>
+                <w:sz w:val="22"/>
+                <w:szCs w:val="22"/>
+                <w:lang w:val="es-CO"/>
+              </w:rPr>
+              <w:t xml:space="preserve">No obstante, en el contexto nacional, la Policía Nacional no cuenta actualmente con una solución tecnológica de tipo Cell Broadcast </w:t>
+            </w:r>
+            <w:proofErr w:type="spellStart"/>
+            <w:r>
+              <w:rPr>
+                <w:rFonts w:ascii="Arial" w:hAnsi="Arial" w:cs="Arial"/>
+                <w:sz w:val="22"/>
+                <w:szCs w:val="22"/>
+                <w:lang w:val="es-CO"/>
+              </w:rPr>
+              <w:t>Entity</w:t>
+            </w:r>
+            <w:proofErr w:type="spellEnd"/>
+            <w:r>
+              <w:rPr>
+                <w:rFonts w:ascii="Arial" w:hAnsi="Arial" w:cs="Arial"/>
+                <w:sz w:val="22"/>
+                <w:szCs w:val="22"/>
+                <w:lang w:val="es-CO"/>
+              </w:rPr>
+              <w:t xml:space="preserve"> (CBE) que permita la emisión automatizada, masiva, segmentada y georreferenciada de mensajes de alerta a través de las redes móviles, conforme a los estándares definidos por la Comisión de Regulación de Comunicaciones (CRC) y a las normas técnicas del servicio de difusión por celdas (Cell Broadcast Service – CBS). Esta situación constituye el problema central, en la medida en que limita la capacidad institucional para cumplir de forma oportuna, eficaz y estandarizada con el mandato legal de activación y difusión de la Alerta Rosa.</w:t>
+            </w:r>
+          </w:p>
+          <w:p>
+            <w:pPr>
+              <w:jc w:val="both"/>
+              <w:rPr>
+                <w:rFonts w:ascii="Arial" w:hAnsi="Arial" w:cs="Arial"/>
+                <w:sz w:val="22"/>
+                <w:szCs w:val="22"/>
+                <w:lang w:val="es-CO"/>
+              </w:rPr>
+            </w:pPr>
+          </w:p>
+          <w:p>
+            <w:pPr>
+              <w:jc w:val="both"/>
+              <w:rPr>
+                <w:rFonts w:ascii="Arial" w:hAnsi="Arial" w:cs="Arial"/>
+                <w:sz w:val="22"/>
+                <w:szCs w:val="22"/>
+                <w:lang w:val="es-CO"/>
+              </w:rPr>
+            </w:pPr>
+            <w:r>
+              <w:rPr>
+                <w:rFonts w:ascii="Arial" w:hAnsi="Arial" w:cs="Arial"/>
+                <w:sz w:val="22"/>
+                <w:szCs w:val="22"/>
+                <w:lang w:val="es-CO"/>
+              </w:rPr>
+              <w:t>La inexistencia de una CBE institucional genera múltiples problemáticas de carácter técnico, operativo, financiero e interinstitucional. Desde el punto de vista técnico, se presentan limitaciones de compatibilidad con las redes móviles existentes, dado que no todas las tecnologías (2G, 3G, 4G y 5G) ofrecen un soporte homogéneo para Cell Broadcast, lo cual obliga a realizar procesos de actualización, adecuación e interoperabilidad con los distintos operadores, incrementando la complejidad y los costos asociados.</w:t>
+            </w:r>
+          </w:p>
+          <w:p>
+            <w:pPr>
+              <w:jc w:val="both"/>
+              <w:rPr>
+                <w:rFonts w:ascii="Arial" w:hAnsi="Arial" w:cs="Arial"/>
+                <w:sz w:val="22"/>
+                <w:szCs w:val="22"/>
+                <w:lang w:val="es-CO"/>
+              </w:rPr>
+            </w:pPr>
+          </w:p>
+          <w:p>
+            <w:pPr>
+              <w:jc w:val="both"/>
+              <w:rPr>
+                <w:rFonts w:ascii="Arial" w:hAnsi="Arial" w:cs="Arial"/>
+                <w:sz w:val="22"/>
+                <w:szCs w:val="22"/>
+                <w:lang w:val="es-CO"/>
+              </w:rPr>
+            </w:pPr>
+            <w:r>
+              <w:rPr>
+                <w:rFonts w:ascii="Arial" w:hAnsi="Arial" w:cs="Arial"/>
+                <w:sz w:val="22"/>
+                <w:szCs w:val="22"/>
+                <w:lang w:val="es-CO"/>
+              </w:rPr>
+              <w:t>Asimismo, la implementación de una CBE requiere su integración con los sistemas actuales de la Policía Nacional, tales como las plataformas de gestión de emergencias, los sistemas de recepción de llamadas y las bases de datos institucionales asociadas al registro y gestión de casos de desaparición. Dicha integración exige desarrollos tecnológicos específicos, pruebas de interoperabilidad y ajustes funcionales que hoy se ven restringidos por la capacidad limitada de los centros de datos institucionales y por la necesidad de realizar adecuaciones complejas a sistemas que no fueron diseñados originalmente para soportar procesos de difusión masiva en tiempo real.</w:t>
+            </w:r>
+          </w:p>
+          <w:p>
+            <w:pPr>
+              <w:jc w:val="both"/>
+              <w:rPr>
+                <w:rFonts w:ascii="Arial" w:hAnsi="Arial" w:cs="Arial"/>
+                <w:sz w:val="22"/>
+                <w:szCs w:val="22"/>
+                <w:lang w:val="es-CO"/>
+              </w:rPr>
+            </w:pPr>
+          </w:p>
+          <w:p>
+            <w:pPr>
+              <w:jc w:val="both"/>
+              <w:rPr>
+                <w:rFonts w:ascii="Arial" w:hAnsi="Arial" w:cs="Arial"/>
+                <w:sz w:val="22"/>
+                <w:szCs w:val="22"/>
+                <w:lang w:val="es-CO"/>
+              </w:rPr>
+            </w:pPr>
+            <w:r>
+              <w:rPr>
+                <w:rFonts w:ascii="Arial" w:hAnsi="Arial" w:cs="Arial"/>
+                <w:sz w:val="22"/>
+                <w:szCs w:val="22"/>
+                <w:lang w:val="es-CO"/>
+              </w:rPr>
+              <w:t>Otro aspecto crítico lo constituye la capacidad de geolocalización y segmentación de las alertas, dado que la efectividad del mecanismo depende de la correcta configuración de celdas específicas para impactar de manera precisa a la población en riesgo. Esta operación resulta especialmente compleja en zonas rurales, dispersas o con baja cobertura, donde la infraestructura de telecomunicaciones es limitada o presenta discontinuidades, afectando la oportunidad y el alcance del mensaje de alerta.</w:t>
+            </w:r>
+          </w:p>
+          <w:p>
+            <w:pPr>
+              <w:jc w:val="both"/>
+              <w:rPr>
+                <w:rFonts w:ascii="Arial" w:hAnsi="Arial" w:cs="Arial"/>
+                <w:sz w:val="22"/>
+                <w:szCs w:val="22"/>
+                <w:lang w:val="es-CO"/>
+              </w:rPr>
+            </w:pPr>
+          </w:p>
+          <w:p>
+            <w:pPr>
+              <w:jc w:val="both"/>
+              <w:rPr>
+                <w:rFonts w:ascii="Arial" w:hAnsi="Arial" w:cs="Arial"/>
+                <w:sz w:val="22"/>
+                <w:szCs w:val="22"/>
+                <w:lang w:val="es-CO"/>
+              </w:rPr>
+            </w:pPr>
+            <w:r>
+              <w:rPr>
+                <w:rFonts w:ascii="Arial" w:hAnsi="Arial" w:cs="Arial"/>
+                <w:sz w:val="22"/>
+                <w:szCs w:val="22"/>
+                <w:lang w:val="es-CO"/>
+              </w:rPr>
+              <w:t>Desde el punto de vista financiero, la ausencia de una solución CBE implica enfrentar una alta inversión inicial asociada a la adquisición de hardware, software, licencias especializadas y servicios de integración, así como a la adecuación de la infraestructura tecnológica. De igual manera, se requiere garantizar un presupuesto recurrente para la operación y mantenimiento del sistema, que cubra el soporte técnico, las actualizaciones, la continuidad del servicio y la capacitación permanente del personal encargado de su administración y activación.</w:t>
+            </w:r>
+          </w:p>
+          <w:p>
+            <w:pPr>
+              <w:jc w:val="both"/>
+              <w:rPr>
+                <w:rFonts w:ascii="Arial" w:hAnsi="Arial" w:cs="Arial"/>
+                <w:sz w:val="22"/>
+                <w:szCs w:val="22"/>
+                <w:lang w:val="es-CO"/>
+              </w:rPr>
+            </w:pPr>
+          </w:p>
+          <w:p>
+            <w:pPr>
+              <w:jc w:val="both"/>
+              <w:rPr>
+                <w:rFonts w:ascii="Arial" w:hAnsi="Arial" w:cs="Arial"/>
+                <w:sz w:val="22"/>
+                <w:szCs w:val="22"/>
+                <w:lang w:val="es-CO"/>
+              </w:rPr>
+            </w:pPr>
+            <w:r>
+              <w:rPr>
+                <w:rFonts w:ascii="Arial" w:hAnsi="Arial" w:cs="Arial"/>
+                <w:sz w:val="22"/>
+                <w:szCs w:val="22"/>
+                <w:lang w:val="es-CO"/>
+              </w:rPr>
               <w:lastRenderedPageBreak/>
-              <w:t>instrumentos esenciales de política pública para la protección de personas en riesgo, en coherencia con el enfoque adoptado por Colombia a través de la Alerta Rosa.</w:t>
-            </w:r>
-          </w:p>
-          <w:p>
-            <w:pPr>
-              <w:jc w:val="both"/>
+              <w:t>La</w:t>
+            </w:r>
+            <w:r>
               <w:rPr>
                 <w:rFonts w:ascii="Arial" w:hAnsi="Arial" w:cs="Arial"/>
                 <w:sz w:val="22"/>
                 <w:szCs w:val="22"/>
                 <w:lang w:val="es-CO"/>
               </w:rPr>
-            </w:pPr>
+              <w:t xml:space="preserve"> inexistencia de una plataforma tecnológica centralizada dificulta la estandarización de los flujos de información y la definición clara de protocolos para la activación, validación, difusión y desactivación de las alertas, incrementando el riesgo de errores operativos, retrasos en la emisión o inconsistencias en la información transmitida a la ciudadanía.</w:t>
+            </w:r>
           </w:p>
           <w:p>
             <w:pPr>
@@ -5422,210 +5630,6 @@
                 <w:lang w:val="es-CO"/>
               </w:rPr>
             </w:pPr>
-            <w:r>
-              <w:rPr>
-                <w:rFonts w:ascii="Arial" w:hAnsi="Arial" w:cs="Arial"/>
-                <w:sz w:val="22"/>
-                <w:szCs w:val="22"/>
-                <w:lang w:val="es-CO"/>
-              </w:rPr>
-              <w:t xml:space="preserve">No obstante, en el contexto nacional, la Policía Nacional no cuenta actualmente con una solución tecnológica de tipo Cell Broadcast </w:t>
-            </w:r>
-            <w:proofErr w:type="spellStart"/>
-            <w:r>
-              <w:rPr>
-                <w:rFonts w:ascii="Arial" w:hAnsi="Arial" w:cs="Arial"/>
-                <w:sz w:val="22"/>
-                <w:szCs w:val="22"/>
-                <w:lang w:val="es-CO"/>
-              </w:rPr>
-              <w:t>Entity</w:t>
-            </w:r>
-            <w:proofErr w:type="spellEnd"/>
-            <w:r>
-              <w:rPr>
-                <w:rFonts w:ascii="Arial" w:hAnsi="Arial" w:cs="Arial"/>
-                <w:sz w:val="22"/>
-                <w:szCs w:val="22"/>
-                <w:lang w:val="es-CO"/>
-              </w:rPr>
-              <w:t xml:space="preserve"> (CBE) que permita la emisión automatizada, masiva, segmentada y georreferenciada de mensajes de alerta a través de las redes móviles, conforme a los estándares definidos por la Comisión de Regulación de Comunicaciones (CRC) y a las normas técnicas del servicio de difusión por celdas (Cell Broadcast Service – CBS). Esta situación constituye el problema central, en la medida en que limita la capacidad institucional para cumplir de forma oportuna, eficaz y estandarizada con el mandato legal de activación y difusión de la Alerta Rosa.</w:t>
-            </w:r>
-          </w:p>
-          <w:p>
-            <w:pPr>
-              <w:jc w:val="both"/>
-              <w:rPr>
-                <w:rFonts w:ascii="Arial" w:hAnsi="Arial" w:cs="Arial"/>
-                <w:sz w:val="22"/>
-                <w:szCs w:val="22"/>
-                <w:lang w:val="es-CO"/>
-              </w:rPr>
-            </w:pPr>
-          </w:p>
-          <w:p>
-            <w:pPr>
-              <w:jc w:val="both"/>
-              <w:rPr>
-                <w:rFonts w:ascii="Arial" w:hAnsi="Arial" w:cs="Arial"/>
-                <w:sz w:val="22"/>
-                <w:szCs w:val="22"/>
-                <w:lang w:val="es-CO"/>
-              </w:rPr>
-            </w:pPr>
-            <w:r>
-              <w:rPr>
-                <w:rFonts w:ascii="Arial" w:hAnsi="Arial" w:cs="Arial"/>
-                <w:sz w:val="22"/>
-                <w:szCs w:val="22"/>
-                <w:lang w:val="es-CO"/>
-              </w:rPr>
-              <w:t>La inexistencia de una CBE institucional genera múltiples problemáticas de carácter técnico, operativo, financiero e interinstitucional. Desde el punto de vista técnico, se presentan limitaciones de compatibilidad con las redes móviles existentes, dado que no todas las tecnologías (2G, 3G, 4G y 5G) ofrecen un soporte homogéneo para Cell Broadcast, lo cual obliga a realizar procesos de actualización, adecuación e interoperabilidad con los distintos operadores, incrementando la complejidad y los costos asociados.</w:t>
-            </w:r>
-          </w:p>
-          <w:p>
-            <w:pPr>
-              <w:jc w:val="both"/>
-              <w:rPr>
-                <w:rFonts w:ascii="Arial" w:hAnsi="Arial" w:cs="Arial"/>
-                <w:sz w:val="22"/>
-                <w:szCs w:val="22"/>
-                <w:lang w:val="es-CO"/>
-              </w:rPr>
-            </w:pPr>
-          </w:p>
-          <w:p>
-            <w:pPr>
-              <w:jc w:val="both"/>
-              <w:rPr>
-                <w:rFonts w:ascii="Arial" w:hAnsi="Arial" w:cs="Arial"/>
-                <w:sz w:val="22"/>
-                <w:szCs w:val="22"/>
-                <w:lang w:val="es-CO"/>
-              </w:rPr>
-            </w:pPr>
-            <w:r>
-              <w:rPr>
-                <w:rFonts w:ascii="Arial" w:hAnsi="Arial" w:cs="Arial"/>
-                <w:sz w:val="22"/>
-                <w:szCs w:val="22"/>
-                <w:lang w:val="es-CO"/>
-              </w:rPr>
-              <w:t>Asimismo, la implementación de una CBE requiere su integración con los sistemas actuales de la Policía Nacional, tales como las plataformas de gestión de emergencias, los sistemas de recepción de llamadas y las bases de datos institucionales asociadas al registro y gestión de casos de desaparición. Dicha integración exige desarrollos tecnológicos específicos, pruebas de interoperabilidad y ajustes funcionales que hoy se ven restringidos por la capacidad limitada de los centros de datos institucionales y por la necesidad de realizar adecuaciones complejas a sistemas que no fueron diseñados originalmente para soportar procesos de difusión masiva en tiempo real.</w:t>
-            </w:r>
-          </w:p>
-          <w:p>
-            <w:pPr>
-              <w:jc w:val="both"/>
-              <w:rPr>
-                <w:rFonts w:ascii="Arial" w:hAnsi="Arial" w:cs="Arial"/>
-                <w:sz w:val="22"/>
-                <w:szCs w:val="22"/>
-                <w:lang w:val="es-CO"/>
-              </w:rPr>
-            </w:pPr>
-          </w:p>
-          <w:p>
-            <w:pPr>
-              <w:jc w:val="both"/>
-              <w:rPr>
-                <w:rFonts w:ascii="Arial" w:hAnsi="Arial" w:cs="Arial"/>
-                <w:sz w:val="22"/>
-                <w:szCs w:val="22"/>
-                <w:lang w:val="es-CO"/>
-              </w:rPr>
-            </w:pPr>
-            <w:r>
-              <w:rPr>
-                <w:rFonts w:ascii="Arial" w:hAnsi="Arial" w:cs="Arial"/>
-                <w:sz w:val="22"/>
-                <w:szCs w:val="22"/>
-                <w:lang w:val="es-CO"/>
-              </w:rPr>
-              <w:t>Otro aspecto crítico lo constituye la capacidad de geolocalización y segmentación de las alertas, dado que la efectividad del mecanismo depende de la correcta configuración de celdas específicas para impactar de manera precisa a la población en riesgo. Esta operación resulta especialmente compleja en zonas rurales, dispersas o con baja cobertura, donde la infraestructura de telecomunicaciones es limitada o presenta discontinuidades, afectando la oportunidad y el alcance del mensaje de alerta.</w:t>
-            </w:r>
-          </w:p>
-          <w:p>
-            <w:pPr>
-              <w:jc w:val="both"/>
-              <w:rPr>
-                <w:rFonts w:ascii="Arial" w:hAnsi="Arial" w:cs="Arial"/>
-                <w:sz w:val="22"/>
-                <w:szCs w:val="22"/>
-                <w:lang w:val="es-CO"/>
-              </w:rPr>
-            </w:pPr>
-          </w:p>
-          <w:p>
-            <w:pPr>
-              <w:jc w:val="both"/>
-              <w:rPr>
-                <w:rFonts w:ascii="Arial" w:hAnsi="Arial" w:cs="Arial"/>
-                <w:sz w:val="22"/>
-                <w:szCs w:val="22"/>
-                <w:lang w:val="es-CO"/>
-              </w:rPr>
-            </w:pPr>
-            <w:r>
-              <w:rPr>
-                <w:rFonts w:ascii="Arial" w:hAnsi="Arial" w:cs="Arial"/>
-                <w:sz w:val="22"/>
-                <w:szCs w:val="22"/>
-                <w:lang w:val="es-CO"/>
-              </w:rPr>
-              <w:t>Desde el punto de vista financiero, la ausencia de una solución CBE implica enfrentar una alta inversión inicial asociada a la adquisición de hardware, software, licencias especializadas y servicios de integración, así como a la adecuación de la infraestructura tecnológica. De igual manera, se requiere garantizar un presupuesto recurrente para la operación y mantenimiento del sistema, que cubra el soporte técnico, las actualizaciones, la continuidad del servicio y la capacitación permanente del personal encargado de su administración y activación.</w:t>
-            </w:r>
-          </w:p>
-          <w:p>
-            <w:pPr>
-              <w:jc w:val="both"/>
-              <w:rPr>
-                <w:rFonts w:ascii="Arial" w:hAnsi="Arial" w:cs="Arial"/>
-                <w:sz w:val="22"/>
-                <w:szCs w:val="22"/>
-                <w:lang w:val="es-CO"/>
-              </w:rPr>
-            </w:pPr>
-          </w:p>
-          <w:p>
-            <w:pPr>
-              <w:jc w:val="both"/>
-              <w:rPr>
-                <w:rFonts w:ascii="Arial" w:hAnsi="Arial" w:cs="Arial"/>
-                <w:sz w:val="22"/>
-                <w:szCs w:val="22"/>
-                <w:lang w:val="es-CO"/>
-              </w:rPr>
-            </w:pPr>
-            <w:r>
-              <w:rPr>
-                <w:rFonts w:ascii="Arial" w:hAnsi="Arial" w:cs="Arial"/>
-                <w:sz w:val="22"/>
-                <w:szCs w:val="22"/>
-                <w:lang w:val="es-CO"/>
-              </w:rPr>
-              <w:t>La</w:t>
-            </w:r>
-            <w:r>
-              <w:rPr>
-                <w:rFonts w:ascii="Arial" w:hAnsi="Arial" w:cs="Arial"/>
-                <w:sz w:val="22"/>
-                <w:szCs w:val="22"/>
-                <w:lang w:val="es-CO"/>
-              </w:rPr>
-              <w:t xml:space="preserve"> inexistencia de una plataforma tecnológica centralizada dificulta la estandarización de los flujos de información y la definición clara de protocolos para la activación, validación, difusión y desactivación de las alertas, incrementando el riesgo de errores operativos, retrasos en la emisión o inconsistencias en la información transmitida a la ciudadanía.</w:t>
-            </w:r>
-          </w:p>
-          <w:p>
-            <w:pPr>
-              <w:jc w:val="both"/>
-              <w:rPr>
-                <w:rFonts w:ascii="Arial" w:hAnsi="Arial" w:cs="Arial"/>
-                <w:sz w:val="22"/>
-                <w:szCs w:val="22"/>
-                <w:lang w:val="es-CO"/>
-              </w:rPr>
-            </w:pPr>
           </w:p>
           <w:p>
             <w:pPr>
@@ -5644,7 +5648,6 @@
                 <w:szCs w:val="22"/>
                 <w:lang w:val="es-CO" w:eastAsia="es-CO"/>
               </w:rPr>
-              <w:lastRenderedPageBreak/>
               <w:t xml:space="preserve">La </w:t>
             </w:r>
             <w:r>
@@ -5810,7 +5813,6 @@
                 <w:id w:val="1121736357"/>
                 <w:citation/>
               </w:sdtPr>
-              <w:sdtEndPr/>
               <w:sdtContent>
                 <w:r>
                   <w:rPr>
@@ -7179,6 +7181,7 @@
                 <w:szCs w:val="22"/>
                 <w:lang w:val="es-CO" w:eastAsia="es-CO"/>
               </w:rPr>
+              <w:lastRenderedPageBreak/>
               <w:t>Demoras en la circulación de alertas críticas en las primeras horas de la desaparición, consideradas determinantes para la localización con vida.</w:t>
             </w:r>
           </w:p>
@@ -7234,7 +7237,6 @@
                 <w:szCs w:val="22"/>
                 <w:lang w:val="es-CO" w:eastAsia="es-CO"/>
               </w:rPr>
-              <w:lastRenderedPageBreak/>
               <w:t xml:space="preserve">A lo anterior se suman limitaciones técnicas institucionales, relacionadas con la capacidad restringida del centro de datos de la Policía Nacional, así como la necesidad de realizar adecuaciones complejas en los sistemas de gestión de llamadas y bases de datos, los cuales no fueron diseñados para soportar procesos de difusión masiva en tiempo real ni altos volúmenes de interoperabilidad con operadores móviles. Estas condiciones han sido identificadas y documentadas en los análisis técnicos adelantados por la OFTIC en el marco de la implementación de la Alerta Rosa. </w:t>
             </w:r>
           </w:p>
@@ -8085,6 +8087,7 @@
                       <w:sz w:val="20"/>
                       <w:szCs w:val="20"/>
                     </w:rPr>
+                    <w:lastRenderedPageBreak/>
                     <w:t xml:space="preserve">Objetivo directo 1: </w:t>
                   </w:r>
                 </w:p>
@@ -9453,6 +9456,7 @@
                 <w:sz w:val="22"/>
                 <w:szCs w:val="22"/>
               </w:rPr>
+              <w:lastRenderedPageBreak/>
               <w:t>ítem</w:t>
             </w:r>
             <w:r>
@@ -10113,6 +10117,7 @@
                 <w:szCs w:val="22"/>
                 <w:lang w:val="es-CO"/>
               </w:rPr>
+              <w:lastRenderedPageBreak/>
               <w:t xml:space="preserve"> </w:t>
             </w:r>
             <w:r>
@@ -10154,7 +10159,6 @@
                 <w:sz w:val="22"/>
                 <w:szCs w:val="22"/>
               </w:rPr>
-              <w:lastRenderedPageBreak/>
               <w:t xml:space="preserve">Fortalecer y desarrollar las capacidades institucionales de prevención, investigación criminal e inteligencia en la prestación del servicio de policía, con el propósito de generar mayor impacto para contrarrestar las problemáticas de mayor afectación para la seguridad ciudadana. </w:t>
             </w:r>
           </w:p>
@@ -10541,7 +10545,7 @@
                 <w:szCs w:val="22"/>
                 <w:lang w:val="es-CO" w:eastAsia="es-CO"/>
               </w:rPr>
-              <w:t>stado colombiano adoptó un marco normativo específico que ordena la creación y operación de un mecanismo de búsqueda inmediata, estandarizado, multicanal y de difusión masiva y pública, denominado “Alerta Rosa”, con el fin de garantizar la vida, libertad, seguridad, integridad y dignidad de las personas beneficiarias. Esta orientación se encuentra expresamente definida en la Ley 2326 del 13 de septiembre de 2023, la cual establece el objeto del mecanismo y su naturaleza como alerta masiva multicanal con alcance nacional</w:t>
+              <w:t xml:space="preserve">stado colombiano adoptó un marco normativo específico que ordena la creación y operación de un mecanismo de búsqueda inmediata, estandarizado, multicanal y de difusión masiva y pública, </w:t>
             </w:r>
             <w:r>
               <w:rPr>
@@ -10550,6 +10554,16 @@
                 <w:szCs w:val="22"/>
                 <w:lang w:val="es-CO" w:eastAsia="es-CO"/>
               </w:rPr>
+              <w:lastRenderedPageBreak/>
+              <w:t>denominado “Alerta Rosa”, con el fin de garantizar la vida, libertad, seguridad, integridad y dignidad de las personas beneficiarias. Esta orientación se encuentra expresamente definida en la Ley 2326 del 13 de septiembre de 2023, la cual establece el objeto del mecanismo y su naturaleza como alerta masiva multicanal con alcance nacional</w:t>
+            </w:r>
+            <w:r>
+              <w:rPr>
+                <w:rFonts w:ascii="Arial" w:hAnsi="Arial" w:cs="Arial"/>
+                <w:sz w:val="22"/>
+                <w:szCs w:val="22"/>
+                <w:lang w:val="es-CO" w:eastAsia="es-CO"/>
+              </w:rPr>
               <w:t xml:space="preserve">, </w:t>
             </w:r>
             <w:r>
@@ -10559,17 +10573,7 @@
                 <w:szCs w:val="22"/>
                 <w:lang w:val="es-CO" w:eastAsia="es-CO"/>
               </w:rPr>
-              <w:t xml:space="preserve">reconociendo la necesidad de </w:t>
-            </w:r>
-            <w:r>
-              <w:rPr>
-                <w:rFonts w:ascii="Arial" w:hAnsi="Arial" w:cs="Arial"/>
-                <w:sz w:val="22"/>
-                <w:szCs w:val="22"/>
-                <w:lang w:val="es-CO" w:eastAsia="es-CO"/>
-              </w:rPr>
-              <w:lastRenderedPageBreak/>
-              <w:t>una intervención estatal temprana y tecnológica para reducir los riesgos asociados a la desaparición.</w:t>
+              <w:t>reconociendo la necesidad de una intervención estatal temprana y tecnológica para reducir los riesgos asociados a la desaparición.</w:t>
             </w:r>
             <w:r>
               <w:rPr>
@@ -10923,6 +10927,7 @@
                 <w:szCs w:val="22"/>
                 <w:lang w:val="es-CO" w:eastAsia="es-CO"/>
               </w:rPr>
+              <w:lastRenderedPageBreak/>
               <w:t>Fortalecer la capacidad de respuesta temprana de la Policía Nacional y del Estado en su conjunto</w:t>
             </w:r>
             <w:r>
@@ -10991,7 +10996,6 @@
                 <w:szCs w:val="22"/>
                 <w:lang w:val="es-CO" w:eastAsia="es-CO"/>
               </w:rPr>
-              <w:lastRenderedPageBreak/>
               <w:t>Facilitar la adopción progresiva de nuevas tecnologías, con arquitecturas definidas, protocolos claros, seguridad, soporte, capacitación y operación integral</w:t>
             </w:r>
             <w:r>
